--- a/tech_blog_output/long_sequence_moe_rl/final/blog.docx
+++ b/tech_blog_output/long_sequence_moe_rl/final/blog.docx
@@ -672,7 +672,7 @@
       <w:r>
         <w:drawing>
           <wp:inline xmlns:a="http://schemas.openxmlformats.org/drawingml/2006/main" xmlns:pic="http://schemas.openxmlformats.org/drawingml/2006/picture">
-            <wp:extent cx="5943600" cy="3343275"/>
+            <wp:extent cx="5943600" cy="1397566"/>
             <wp:docPr id="1" name="Picture 1" descr="模型、硬件规模与全局序列长度三项案例边界" title="模型、硬件规模与全局序列长度三项案例边界"/>
             <wp:cNvGraphicFramePr>
               <a:graphicFrameLocks noChangeAspect="1"/>
@@ -693,7 +693,7 @@
                   <pic:spPr>
                     <a:xfrm>
                       <a:off x="0" y="0"/>
-                      <a:ext cx="5943600" cy="3343275"/>
+                      <a:ext cx="5943600" cy="1397566"/>
                     </a:xfrm>
                     <a:prstGeom prst="rect"/>
                   </pic:spPr>
@@ -1008,7 +1008,7 @@
       <w:r>
         <w:drawing>
           <wp:inline xmlns:a="http://schemas.openxmlformats.org/drawingml/2006/main" xmlns:pic="http://schemas.openxmlformats.org/drawingml/2006/picture">
-            <wp:extent cx="5943600" cy="3343275"/>
+            <wp:extent cx="5943600" cy="3162804"/>
             <wp:docPr id="2" name="Picture 2" descr="PP、TP、EP、CP 与重计算对五类系统压力的影响矩阵" title="PP、TP、EP、CP 与重计算对五类系统压力的影响矩阵"/>
             <wp:cNvGraphicFramePr>
               <a:graphicFrameLocks noChangeAspect="1"/>
@@ -1029,7 +1029,7 @@
                   <pic:spPr>
                     <a:xfrm>
                       <a:off x="0" y="0"/>
-                      <a:ext cx="5943600" cy="3343275"/>
+                      <a:ext cx="5943600" cy="3162804"/>
                     </a:xfrm>
                     <a:prstGeom prst="rect"/>
                   </pic:spPr>
@@ -1410,7 +1410,7 @@
       <w:r>
         <w:drawing>
           <wp:inline xmlns:a="http://schemas.openxmlformats.org/drawingml/2006/main" xmlns:pic="http://schemas.openxmlformats.org/drawingml/2006/picture">
-            <wp:extent cx="5943600" cy="3343275"/>
+            <wp:extent cx="5943600" cy="2898885"/>
             <wp:docPr id="3" name="Picture 3" descr="35B Megatron 基线中不同并行与重计算组合的运行结果" title="35B Megatron 基线中不同并行与重计算组合的运行结果"/>
             <wp:cNvGraphicFramePr>
               <a:graphicFrameLocks noChangeAspect="1"/>
@@ -1431,7 +1431,7 @@
                   <pic:spPr>
                     <a:xfrm>
                       <a:off x="0" y="0"/>
-                      <a:ext cx="5943600" cy="3343275"/>
+                      <a:ext cx="5943600" cy="2898885"/>
                     </a:xfrm>
                     <a:prstGeom prst="rect"/>
                   </pic:spPr>
@@ -1766,7 +1766,7 @@
       <w:r>
         <w:drawing>
           <wp:inline xmlns:a="http://schemas.openxmlformats.org/drawingml/2006/main" xmlns:pic="http://schemas.openxmlformats.org/drawingml/2006/picture">
-            <wp:extent cx="5943600" cy="3343275"/>
+            <wp:extent cx="5943600" cy="3116325"/>
             <wp:docPr id="4" name="Picture 4" descr="完整重计算释放动态显存并增大单卡局部序列的决策路径" title="完整重计算释放动态显存并增大单卡局部序列的决策路径"/>
             <wp:cNvGraphicFramePr>
               <a:graphicFrameLocks noChangeAspect="1"/>
@@ -1787,7 +1787,7 @@
                   <pic:spPr>
                     <a:xfrm>
                       <a:off x="0" y="0"/>
-                      <a:ext cx="5943600" cy="3343275"/>
+                      <a:ext cx="5943600" cy="3116325"/>
                     </a:xfrm>
                     <a:prstGeom prst="rect"/>
                   </pic:spPr>
@@ -2069,7 +2069,7 @@
       <w:r>
         <w:drawing>
           <wp:inline xmlns:a="http://schemas.openxmlformats.org/drawingml/2006/main" xmlns:pic="http://schemas.openxmlformats.org/drawingml/2006/picture">
-            <wp:extent cx="5943600" cy="3343275"/>
+            <wp:extent cx="5943600" cy="1501378"/>
             <wp:docPr id="5" name="Picture 5" descr="Linear CE 对完整 fp32 logits 峰值及两种并行切分的比较" title="Linear CE 对完整 fp32 logits 峰值及两种并行切分的比较"/>
             <wp:cNvGraphicFramePr>
               <a:graphicFrameLocks noChangeAspect="1"/>
@@ -2090,7 +2090,7 @@
                   <pic:spPr>
                     <a:xfrm>
                       <a:off x="0" y="0"/>
-                      <a:ext cx="5943600" cy="3343275"/>
+                      <a:ext cx="5943600" cy="1501378"/>
                     </a:xfrm>
                     <a:prstGeom prst="rect"/>
                   </pic:spPr>
@@ -2636,7 +2636,7 @@
       <w:r>
         <w:drawing>
           <wp:inline xmlns:a="http://schemas.openxmlformats.org/drawingml/2006/main" xmlns:pic="http://schemas.openxmlformats.org/drawingml/2006/picture">
-            <wp:extent cx="5943600" cy="3343275"/>
+            <wp:extent cx="5943600" cy="1847912"/>
             <wp:docPr id="6" name="Picture 6" descr="Distributed optimizer 与 FSDP2 的状态分片范围和显存结果对比" title="Distributed optimizer 与 FSDP2 的状态分片范围和显存结果对比"/>
             <wp:cNvGraphicFramePr>
               <a:graphicFrameLocks noChangeAspect="1"/>
@@ -2657,7 +2657,7 @@
                   <pic:spPr>
                     <a:xfrm>
                       <a:off x="0" y="0"/>
-                      <a:ext cx="5943600" cy="3343275"/>
+                      <a:ext cx="5943600" cy="1847912"/>
                     </a:xfrm>
                     <a:prstGeom prst="rect"/>
                   </pic:spPr>
@@ -3480,7 +3480,7 @@
       <w:r>
         <w:drawing>
           <wp:inline xmlns:a="http://schemas.openxmlformats.org/drawingml/2006/main" xmlns:pic="http://schemas.openxmlformats.org/drawingml/2006/picture">
-            <wp:extent cx="5943600" cy="3343275"/>
+            <wp:extent cx="5943600" cy="1349692"/>
             <wp:docPr id="7" name="Picture 7" descr="no-chunk 与 chunk2 的 MoE 执行链对比" title="no-chunk 与 chunk2 的 MoE 执行链对比"/>
             <wp:cNvGraphicFramePr>
               <a:graphicFrameLocks noChangeAspect="1"/>
@@ -3501,7 +3501,7 @@
                   <pic:spPr>
                     <a:xfrm>
                       <a:off x="0" y="0"/>
-                      <a:ext cx="5943600" cy="3343275"/>
+                      <a:ext cx="5943600" cy="1349692"/>
                     </a:xfrm>
                     <a:prstGeom prst="rect"/>
                   </pic:spPr>
@@ -3838,7 +3838,7 @@
       <w:r>
         <w:drawing>
           <wp:inline xmlns:a="http://schemas.openxmlformats.org/drawingml/2006/main" xmlns:pic="http://schemas.openxmlformats.org/drawingml/2006/picture">
-            <wp:extent cx="5943600" cy="3343275"/>
+            <wp:extent cx="5943599" cy="2579826"/>
             <wp:docPr id="8" name="Picture 8" descr="16K critical rank 上的前向 baseline 与 chunk2 时间线" title="16K critical rank 上的前向 baseline 与 chunk2 时间线"/>
             <wp:cNvGraphicFramePr>
               <a:graphicFrameLocks noChangeAspect="1"/>
@@ -3859,7 +3859,7 @@
                   <pic:spPr>
                     <a:xfrm>
                       <a:off x="0" y="0"/>
-                      <a:ext cx="5943600" cy="3343275"/>
+                      <a:ext cx="5943599" cy="2579826"/>
                     </a:xfrm>
                     <a:prstGeom prst="rect"/>
                   </pic:spPr>
@@ -3956,7 +3956,7 @@
       <w:r>
         <w:drawing>
           <wp:inline xmlns:a="http://schemas.openxmlformats.org/drawingml/2006/main" xmlns:pic="http://schemas.openxmlformats.org/drawingml/2006/picture">
-            <wp:extent cx="5943600" cy="3343275"/>
+            <wp:extent cx="5943600" cy="2782472"/>
             <wp:docPr id="9" name="Picture 9" descr="16K critical rank 上的反向 baseline 与 chunk2 时间线" title="16K critical rank 上的反向 baseline 与 chunk2 时间线"/>
             <wp:cNvGraphicFramePr>
               <a:graphicFrameLocks noChangeAspect="1"/>
@@ -3977,7 +3977,7 @@
                   <pic:spPr>
                     <a:xfrm>
                       <a:off x="0" y="0"/>
-                      <a:ext cx="5943600" cy="3343275"/>
+                      <a:ext cx="5943600" cy="2782472"/>
                     </a:xfrm>
                     <a:prstGeom prst="rect"/>
                   </pic:spPr>
@@ -4510,7 +4510,7 @@
       <w:r>
         <w:drawing>
           <wp:inline xmlns:a="http://schemas.openxmlformats.org/drawingml/2006/main" xmlns:pic="http://schemas.openxmlformats.org/drawingml/2006/picture">
-            <wp:extent cx="5943600" cy="3343275"/>
+            <wp:extent cx="5943600" cy="3210859"/>
             <wp:docPr id="10" name="Picture 10" descr="单个稀疏 MoE 层在不同序列长度下的峰值显存" title="单个稀疏 MoE 层在不同序列长度下的峰值显存"/>
             <wp:cNvGraphicFramePr>
               <a:graphicFrameLocks noChangeAspect="1"/>
@@ -4531,7 +4531,7 @@
                   <pic:spPr>
                     <a:xfrm>
                       <a:off x="0" y="0"/>
-                      <a:ext cx="5943600" cy="3343275"/>
+                      <a:ext cx="5943600" cy="3210859"/>
                     </a:xfrm>
                     <a:prstGeom prst="rect"/>
                   </pic:spPr>
@@ -4977,7 +4977,7 @@
       <w:r>
         <w:drawing>
           <wp:inline xmlns:a="http://schemas.openxmlformats.org/drawingml/2006/main" xmlns:pic="http://schemas.openxmlformats.org/drawingml/2006/picture">
-            <wp:extent cx="5943600" cy="3343275"/>
+            <wp:extent cx="5943600" cy="2231945"/>
             <wp:docPr id="11" name="Picture 11" descr="从基线到 chunked EP 的组合优化路径" title="从基线到 chunked EP 的组合优化路径"/>
             <wp:cNvGraphicFramePr>
               <a:graphicFrameLocks noChangeAspect="1"/>
@@ -4998,7 +4998,7 @@
                   <pic:spPr>
                     <a:xfrm>
                       <a:off x="0" y="0"/>
-                      <a:ext cx="5943600" cy="3343275"/>
+                      <a:ext cx="5943600" cy="2231945"/>
                     </a:xfrm>
                     <a:prstGeom prst="rect"/>
                   </pic:spPr>
@@ -5815,7 +5815,7 @@
       <w:r>
         <w:drawing>
           <wp:inline xmlns:a="http://schemas.openxmlformats.org/drawingml/2006/main" xmlns:pic="http://schemas.openxmlformats.org/drawingml/2006/picture">
-            <wp:extent cx="5943600" cy="3343275"/>
+            <wp:extent cx="5943600" cy="2569216"/>
             <wp:docPr id="12" name="Picture 12" descr="从 PP、TP、EP、CP 四维搜索收敛为三个配置决策" title="从 PP、TP、EP、CP 四维搜索收敛为三个配置决策"/>
             <wp:cNvGraphicFramePr>
               <a:graphicFrameLocks noChangeAspect="1"/>
@@ -5836,7 +5836,7 @@
                   <pic:spPr>
                     <a:xfrm>
                       <a:off x="0" y="0"/>
-                      <a:ext cx="5943600" cy="3343275"/>
+                      <a:ext cx="5943600" cy="2569216"/>
                     </a:xfrm>
                     <a:prstGeom prst="rect"/>
                   </pic:spPr>
@@ -6772,7 +6772,7 @@
       <w:r>
         <w:drawing>
           <wp:inline xmlns:a="http://schemas.openxmlformats.org/drawingml/2006/main" xmlns:pic="http://schemas.openxmlformats.org/drawingml/2006/picture">
-            <wp:extent cx="5943600" cy="3343275"/>
+            <wp:extent cx="5943600" cy="1814760"/>
             <wp:docPr id="13" name="Picture 13" descr="Megatron-Lite 的 Runtime、Model 与 Primitive 三层组织" title="Megatron-Lite 的 Runtime、Model 与 Primitive 三层组织"/>
             <wp:cNvGraphicFramePr>
               <a:graphicFrameLocks noChangeAspect="1"/>
@@ -6793,7 +6793,7 @@
                   <pic:spPr>
                     <a:xfrm>
                       <a:off x="0" y="0"/>
-                      <a:ext cx="5943600" cy="3343275"/>
+                      <a:ext cx="5943600" cy="1814760"/>
                     </a:xfrm>
                     <a:prstGeom prst="rect"/>
                   </pic:spPr>

--- a/tech_blog_output/long_sequence_moe_rl/final/blog.docx
+++ b/tech_blog_output/long_sequence_moe_rl/final/blog.docx
@@ -78,7 +78,7 @@
           <w:color w:val="626B75"/>
           <w:sz w:val="20"/>
         </w:rPr>
-        <w:t>2026-08-03</w:t>
+        <w:t>2026-08-05</w:t>
       </w:r>
       <w:r>
         <w:br w:type="page"/>
@@ -88,6 +88,48 @@
       <w:pPr>
         <w:pStyle w:val="Lead"/>
       </w:pPr>
+      <w:r>
+        <w:rPr>
+          <w:b/>
+        </w:rPr>
+        <w:t>原视频</w:t>
+      </w:r>
+      <w:r>
+        <w:t>：</w:t>
+      </w:r>
+      <w:hyperlink r:id="rId11">
+        <w:r>
+          <w:rPr>
+            <w:color w:val="0563C1"/>
+            <w:u w:val="single"/>
+          </w:rPr>
+          <w:t>让长序列 MoE RL 训练更好调</w:t>
+        </w:r>
+      </w:hyperlink>
+      <w:r>
+        <w:t xml:space="preserve"> · </w:t>
+      </w:r>
+      <w:r>
+        <w:rPr>
+          <w:b/>
+        </w:rPr>
+        <w:t>配套资料</w:t>
+      </w:r>
+      <w:r>
+        <w:t>：</w:t>
+      </w:r>
+      <w:hyperlink r:id="rId12">
+        <w:r>
+          <w:rPr>
+            <w:color w:val="0563C1"/>
+            <w:u w:val="single"/>
+          </w:rPr>
+          <w:t>配套讲义</w:t>
+        </w:r>
+      </w:hyperlink>
+    </w:p>
+    <w:p>
+      <w:pPr/>
       <w:r>
         <w:rPr>
           <w:i/>
@@ -685,7 +727,7 @@
                     <pic:cNvPicPr/>
                   </pic:nvPicPr>
                   <pic:blipFill>
-                    <a:blip r:embed="rId11"/>
+                    <a:blip r:embed="rId13"/>
                     <a:stretch>
                       <a:fillRect/>
                     </a:stretch>
@@ -1021,7 +1063,7 @@
                     <pic:cNvPicPr/>
                   </pic:nvPicPr>
                   <pic:blipFill>
-                    <a:blip r:embed="rId12"/>
+                    <a:blip r:embed="rId14"/>
                     <a:stretch>
                       <a:fillRect/>
                     </a:stretch>
@@ -1423,7 +1465,7 @@
                     <pic:cNvPicPr/>
                   </pic:nvPicPr>
                   <pic:blipFill>
-                    <a:blip r:embed="rId13"/>
+                    <a:blip r:embed="rId15"/>
                     <a:stretch>
                       <a:fillRect/>
                     </a:stretch>
@@ -1779,7 +1821,7 @@
                     <pic:cNvPicPr/>
                   </pic:nvPicPr>
                   <pic:blipFill>
-                    <a:blip r:embed="rId14"/>
+                    <a:blip r:embed="rId16"/>
                     <a:stretch>
                       <a:fillRect/>
                     </a:stretch>
@@ -2082,7 +2124,7 @@
                     <pic:cNvPicPr/>
                   </pic:nvPicPr>
                   <pic:blipFill>
-                    <a:blip r:embed="rId15"/>
+                    <a:blip r:embed="rId17"/>
                     <a:stretch>
                       <a:fillRect/>
                     </a:stretch>
@@ -2649,7 +2691,7 @@
                     <pic:cNvPicPr/>
                   </pic:nvPicPr>
                   <pic:blipFill>
-                    <a:blip r:embed="rId16"/>
+                    <a:blip r:embed="rId18"/>
                     <a:stretch>
                       <a:fillRect/>
                     </a:stretch>
@@ -3493,7 +3535,7 @@
                     <pic:cNvPicPr/>
                   </pic:nvPicPr>
                   <pic:blipFill>
-                    <a:blip r:embed="rId17"/>
+                    <a:blip r:embed="rId19"/>
                     <a:stretch>
                       <a:fillRect/>
                     </a:stretch>
@@ -3851,7 +3893,7 @@
                     <pic:cNvPicPr/>
                   </pic:nvPicPr>
                   <pic:blipFill>
-                    <a:blip r:embed="rId18"/>
+                    <a:blip r:embed="rId20"/>
                     <a:stretch>
                       <a:fillRect/>
                     </a:stretch>
@@ -3969,7 +4011,7 @@
                     <pic:cNvPicPr/>
                   </pic:nvPicPr>
                   <pic:blipFill>
-                    <a:blip r:embed="rId19"/>
+                    <a:blip r:embed="rId21"/>
                     <a:stretch>
                       <a:fillRect/>
                     </a:stretch>
@@ -4523,7 +4565,7 @@
                     <pic:cNvPicPr/>
                   </pic:nvPicPr>
                   <pic:blipFill>
-                    <a:blip r:embed="rId20"/>
+                    <a:blip r:embed="rId22"/>
                     <a:stretch>
                       <a:fillRect/>
                     </a:stretch>
@@ -4990,7 +5032,7 @@
                     <pic:cNvPicPr/>
                   </pic:nvPicPr>
                   <pic:blipFill>
-                    <a:blip r:embed="rId21"/>
+                    <a:blip r:embed="rId23"/>
                     <a:stretch>
                       <a:fillRect/>
                     </a:stretch>
@@ -5828,7 +5870,7 @@
                     <pic:cNvPicPr/>
                   </pic:nvPicPr>
                   <pic:blipFill>
-                    <a:blip r:embed="rId22"/>
+                    <a:blip r:embed="rId24"/>
                     <a:stretch>
                       <a:fillRect/>
                     </a:stretch>
@@ -6785,7 +6827,7 @@
                     <pic:cNvPicPr/>
                   </pic:nvPicPr>
                   <pic:blipFill>
-                    <a:blip r:embed="rId23"/>
+                    <a:blip r:embed="rId25"/>
                     <a:stretch>
                       <a:fillRect/>
                     </a:stretch>
